--- a/arb/docx/64.content.docx
+++ b/arb/docx/64.content.docx
@@ -9,6 +9,8 @@
       </w:pPr>
       <w:r>
         <w:rPr>
+          <w:rtl/>
+          <w:cs/>
           <w:lang w:val="ar_AE" w:bidi="ar_AE"/>
         </w:rPr>
       </w:r>
@@ -20,12 +22,16 @@
       </w:pPr>
       <w:r>
         <w:rPr>
+          <w:rtl/>
+          <w:cs/>
           <w:lang w:val="ar_AE" w:bidi="ar_AE"/>
         </w:rPr>
         <w:t>Resource: Biblica Study Notes</w:t>
       </w:r>
       <w:r>
         <w:rPr>
+          <w:rtl/>
+          <w:cs/>
           <w:lang w:val="ar_AE" w:bidi="ar_AE"/>
         </w:rPr>
       </w:r>
@@ -36,41 +42,55 @@
       </w:pPr>
       <w:r>
         <w:rPr>
+          <w:rtl/>
+          <w:cs/>
           <w:lang w:val="ar_AE" w:bidi="ar_AE"/>
         </w:rPr>
       </w:r>
       <w:r>
         <w:rPr>
           <w:b/>
+          <w:rtl/>
+          <w:cs/>
           <w:lang w:val="ar_AE" w:bidi="ar_AE"/>
         </w:rPr>
         <w:t>Biblica Study Notes</w:t>
       </w:r>
       <w:r>
         <w:rPr>
+          <w:rtl/>
+          <w:cs/>
           <w:lang w:val="ar_AE" w:bidi="ar_AE"/>
         </w:rPr>
         <w:t xml:space="preserve"> © 2023 Biblica Inc. Released under CC BY-SA 4.0 license. </w:t>
       </w:r>
       <w:r>
         <w:rPr>
+          <w:rtl/>
+          <w:cs/>
           <w:lang w:val="ar_AE" w:bidi="ar_AE"/>
         </w:rPr>
         <w:t>Biblica Study Notes</w:t>
       </w:r>
       <w:r>
         <w:rPr>
+          <w:rtl/>
+          <w:cs/>
           <w:lang w:val="ar_AE" w:bidi="ar_AE"/>
         </w:rPr>
         <w:t xml:space="preserve"> has been adapted in the following languages: Tok Pisin, Arabic (عربي), French (Français), Hindi (हिंदी), Indonesian (Bahasa Indonesia), Portuguese (Português), Russian (Русский), Spanish (Español), Swahili (Kiswahili), and Simplified Chinese (简体中文)from Biblica Study Notes © 2023 Biblica Inc. Released under CC BY-SA 4.0 license by Mission Mutual</w:t>
       </w:r>
       <w:r>
         <w:rPr>
+          <w:rtl/>
+          <w:cs/>
           <w:lang w:val="ar_AE" w:bidi="ar_AE"/>
         </w:rPr>
       </w:r>
       <w:r>
         <w:rPr>
+          <w:rtl/>
+          <w:cs/>
           <w:lang w:val="ar_AE" w:bidi="ar_AE"/>
         </w:rPr>
       </w:r>
@@ -82,6 +102,8 @@
       </w:pPr>
       <w:r>
         <w:rPr>
+          <w:rtl/>
+          <w:cs/>
           <w:lang w:val="ar_AE" w:bidi="ar_AE"/>
         </w:rPr>
         <w:t>Biblica Study Notes</w:t>
@@ -111,6 +133,8 @@
       </w:pPr>
       <w:r>
         <w:rPr>
+          <w:rtl/>
+          <w:cs/>
           <w:lang w:val="ar_AE" w:bidi="ar_AE"/>
         </w:rPr>
       </w:r>
@@ -122,12 +146,16 @@
       </w:pPr>
       <w:r>
         <w:rPr>
+          <w:rtl/>
+          <w:cs/>
           <w:lang w:val="ar_AE" w:bidi="ar_AE"/>
         </w:rPr>
         <w:t>3JN</w:t>
       </w:r>
       <w:r>
         <w:rPr>
+          <w:rtl/>
+          <w:cs/>
           <w:lang w:val="ar_AE" w:bidi="ar_AE"/>
         </w:rPr>
       </w:r>
@@ -138,22 +166,30 @@
       </w:pPr>
       <w:r>
         <w:rPr>
+          <w:rtl/>
+          <w:cs/>
           <w:lang w:val="ar_AE" w:bidi="ar_AE"/>
         </w:rPr>
       </w:r>
       <w:r>
         <w:rPr>
+          <w:rtl/>
+          <w:cs/>
           <w:lang w:val="ar_AE" w:bidi="ar_AE"/>
         </w:rPr>
         <w:t xml:space="preserve"> </w:t>
       </w:r>
       <w:r>
         <w:rPr>
+          <w:rtl/>
+          <w:cs/>
           <w:lang w:val="ar_AE" w:bidi="ar_AE"/>
         </w:rPr>
       </w:r>
       <w:r>
         <w:rPr>
+          <w:rtl/>
+          <w:cs/>
           <w:lang w:val="ar_AE" w:bidi="ar_AE"/>
         </w:rPr>
       </w:r>
@@ -179,6 +215,8 @@
       </w:pPr>
       <w:r>
         <w:rPr>
+          <w:rtl/>
+          <w:cs/>
           <w:lang w:val="ar_AE" w:bidi="ar_AE"/>
         </w:rPr>
       </w:r>
@@ -190,12 +228,16 @@
       </w:pPr>
       <w:r>
         <w:rPr>
+          <w:rtl/>
+          <w:cs/>
           <w:lang w:val="ar_AE" w:bidi="ar_AE"/>
         </w:rPr>
         <w:t>يوحنا الثالثة 1: 1–15</w:t>
       </w:r>
       <w:r>
         <w:rPr>
+          <w:rtl/>
+          <w:cs/>
           <w:lang w:val="ar_AE" w:bidi="ar_AE"/>
         </w:rPr>
       </w:r>
@@ -206,154 +248,206 @@
       </w:pPr>
       <w:r>
         <w:rPr>
+          <w:rtl/>
+          <w:cs/>
           <w:lang w:val="ar_AE" w:bidi="ar_AE"/>
         </w:rPr>
       </w:r>
       <w:r>
         <w:rPr>
+          <w:rtl/>
+          <w:cs/>
           <w:lang w:val="ar_AE" w:bidi="ar_AE"/>
         </w:rPr>
         <w:t xml:space="preserve">يُطلق </w:t>
       </w:r>
       <w:r>
         <w:rPr>
+          <w:rtl/>
+          <w:cs/>
           <w:lang w:val="ar_AE" w:bidi="ar_AE"/>
         </w:rPr>
         <w:t>يوحنا</w:t>
       </w:r>
       <w:r>
         <w:rPr>
+          <w:rtl/>
+          <w:cs/>
           <w:lang w:val="ar_AE" w:bidi="ar_AE"/>
         </w:rPr>
         <w:t xml:space="preserve"> على نفسه لقب الشيخ. ربما كان يتحدث عن عمره أو عن كونه </w:t>
       </w:r>
       <w:r>
         <w:rPr>
+          <w:rtl/>
+          <w:cs/>
           <w:lang w:val="ar_AE" w:bidi="ar_AE"/>
         </w:rPr>
         <w:t>شيخًا للكنيسة</w:t>
       </w:r>
       <w:r>
         <w:rPr>
+          <w:rtl/>
+          <w:cs/>
           <w:lang w:val="ar_AE" w:bidi="ar_AE"/>
         </w:rPr>
         <w:t xml:space="preserve">. لقد كان ممتلئًا بالفرح لأن الحياة </w:t>
       </w:r>
       <w:r>
         <w:rPr>
+          <w:rtl/>
+          <w:cs/>
           <w:lang w:val="ar_AE" w:bidi="ar_AE"/>
         </w:rPr>
         <w:t>الروحية</w:t>
       </w:r>
       <w:r>
         <w:rPr>
+          <w:rtl/>
+          <w:cs/>
           <w:lang w:val="ar_AE" w:bidi="ar_AE"/>
         </w:rPr>
         <w:t xml:space="preserve"> التي لصديقه غايس كانت تسير على ما يُرام. وهذا يعني أن غايس كان يتبع </w:t>
       </w:r>
       <w:r>
         <w:rPr>
+          <w:rtl/>
+          <w:cs/>
           <w:lang w:val="ar_AE" w:bidi="ar_AE"/>
         </w:rPr>
         <w:t>يسوع</w:t>
       </w:r>
       <w:r>
         <w:rPr>
+          <w:rtl/>
+          <w:cs/>
           <w:lang w:val="ar_AE" w:bidi="ar_AE"/>
         </w:rPr>
         <w:t xml:space="preserve"> بإخلاص. في (يوحنا الأولى3: 18) كتب يوحنا عن </w:t>
       </w:r>
       <w:r>
         <w:rPr>
+          <w:rtl/>
+          <w:cs/>
           <w:lang w:val="ar_AE" w:bidi="ar_AE"/>
         </w:rPr>
         <w:t>المؤمنين</w:t>
       </w:r>
       <w:r>
         <w:rPr>
+          <w:rtl/>
+          <w:cs/>
           <w:lang w:val="ar_AE" w:bidi="ar_AE"/>
         </w:rPr>
         <w:t xml:space="preserve"> الذين يظهرون </w:t>
       </w:r>
       <w:r>
         <w:rPr>
+          <w:rtl/>
+          <w:cs/>
           <w:lang w:val="ar_AE" w:bidi="ar_AE"/>
         </w:rPr>
         <w:t>إيمانهم</w:t>
       </w:r>
       <w:r>
         <w:rPr>
+          <w:rtl/>
+          <w:cs/>
           <w:lang w:val="ar_AE" w:bidi="ar_AE"/>
         </w:rPr>
         <w:t xml:space="preserve"> ومحبتهم في صورة أفعال. وقد فعل غايس ذلك من خلال قبول المؤمنين المسافرين ومساعدتهم. وهكذا قدم الدعم للأشخاص الذين يكرزون ب</w:t>
       </w:r>
       <w:r>
         <w:rPr>
+          <w:rtl/>
+          <w:cs/>
           <w:lang w:val="ar_AE" w:bidi="ar_AE"/>
         </w:rPr>
         <w:t xml:space="preserve">إنجيل </w:t>
       </w:r>
       <w:r>
         <w:rPr>
+          <w:rtl/>
+          <w:cs/>
           <w:lang w:val="ar_AE" w:bidi="ar_AE"/>
         </w:rPr>
         <w:t xml:space="preserve">المسيح. وكان هذا مختلفًا تمامًا عما فعله رجل يدعى ديوتريفس. فقد كان ديوتريفس يتسلط على الآخرين في </w:t>
       </w:r>
       <w:r>
         <w:rPr>
+          <w:rtl/>
+          <w:cs/>
           <w:lang w:val="ar_AE" w:bidi="ar_AE"/>
         </w:rPr>
         <w:t>الكنيسة</w:t>
       </w:r>
       <w:r>
         <w:rPr>
+          <w:rtl/>
+          <w:cs/>
           <w:lang w:val="ar_AE" w:bidi="ar_AE"/>
         </w:rPr>
         <w:t xml:space="preserve">. وكان هذا ضد التعليمات التي أعطاها </w:t>
       </w:r>
       <w:r>
         <w:rPr>
+          <w:rtl/>
+          <w:cs/>
           <w:lang w:val="ar_AE" w:bidi="ar_AE"/>
         </w:rPr>
         <w:t>بطرس</w:t>
       </w:r>
       <w:r>
         <w:rPr>
+          <w:rtl/>
+          <w:cs/>
           <w:lang w:val="ar_AE" w:bidi="ar_AE"/>
         </w:rPr>
         <w:t xml:space="preserve"> لقادة الكنيسة (بطرس الأولى5: 3). كما كان ديوتريفس ينشر أكاذيب عن يوحنا. لذلك كان يوحنا ينوي التحدث إلى ديوتريفس بشأن الخطأ الذي كان يفعله. متفقًا بذلك مع ما علَّمه </w:t>
       </w:r>
       <w:r>
         <w:rPr>
+          <w:rtl/>
+          <w:cs/>
           <w:lang w:val="ar_AE" w:bidi="ar_AE"/>
         </w:rPr>
         <w:t>بولس</w:t>
       </w:r>
       <w:r>
         <w:rPr>
+          <w:rtl/>
+          <w:cs/>
           <w:lang w:val="ar_AE" w:bidi="ar_AE"/>
         </w:rPr>
         <w:t xml:space="preserve"> بشأن تقويم </w:t>
       </w:r>
       <w:r>
         <w:rPr>
+          <w:rtl/>
+          <w:cs/>
           <w:lang w:val="ar_AE" w:bidi="ar_AE"/>
         </w:rPr>
         <w:t>شيوخ الكنيسة</w:t>
       </w:r>
       <w:r>
         <w:rPr>
+          <w:rtl/>
+          <w:cs/>
           <w:lang w:val="ar_AE" w:bidi="ar_AE"/>
         </w:rPr>
         <w:t xml:space="preserve"> في (تيموثاوس الأولى5: 20). أراد يوحنا من غايس أن يبتعد عن الشر وأن يفعل الخير بدلًا منه. كان ديمتريوس مثالاً للمؤمن الذي يفعل الخير. إذ كان مخلصًا للحق.</w:t>
       </w:r>
       <w:r>
         <w:rPr>
+          <w:rtl/>
+          <w:cs/>
           <w:lang w:val="ar_AE" w:bidi="ar_AE"/>
         </w:rPr>
       </w:r>
       <w:r>
         <w:rPr>
+          <w:rtl/>
+          <w:cs/>
           <w:lang w:val="ar_AE" w:bidi="ar_AE"/>
         </w:rPr>
       </w:r>
